--- a/HOMEWORK_1/HW1_NYT_Comparison_Alabama_vs_Arizona.docx
+++ b/HOMEWORK_1/HW1_NYT_Comparison_Alabama_vs_Arizona.docx
@@ -29,7 +29,7 @@
         <w:rPr>
           <w:rFonts w:ascii="Calibri" w:hAnsi="Calibri"/>
         </w:rPr>
-        <w:t>The analysis reveals that both Alabama and Arizona experienced an identical number of total shootings, yet neither state received any coverage from The New York Times during the specified period. This absence of reporting indicates a uniform lack of media engagement with mass shooting events in both states, despite the occurrence of four incidents each.</w:t>
+        <w:t>The analysis of New York Times coverage of mass shootings in Alabama and Arizona during the specified date range reveals a notable absence of reported events in both states despite differing total shooting incidents. Alabama experienced a higher number of total shootings compared to Arizona, yet neither state had any associated New York Times articles, indicating a lack of media coverage for these incidents.</w:t>
       </w:r>
     </w:p>
     <w:p>
@@ -48,11 +48,11 @@
         <w:rPr>
           <w:rFonts w:ascii="Calibri" w:hAnsi="Calibri"/>
         </w:rPr>
-        <w:t>(a) Reporting Likelihood: Both Alabama and Arizona reported a total of 4 shootings, with 0 events covered by The New York Times, resulting in a reporting percentage of 0 for both states. The absolute difference in reported events is 0, and the relative difference in percentage points is also 0, indicating no disparity in media coverage. Given the total event count of 4, the absence of reporting in both states suggests a consistent pattern of non-coverage rather than a disparity in media attention.</w:t>
+        <w:t>(a) Reporting Likelihood: Alabama recorded 11 total shootings, while Arizona had 7. Both states exhibited a reporting percentage of 0, indicating no coverage from the New York Times. The absolute difference in total shootings is 4, with Alabama having a 57% higher total than Arizona. Given that both states had no reported articles, the denominator effect renders the percentage reporting uninformative.</w:t>
         <w:br/>
-        <w:t>(b) Coverage Intensity: The coverage duration statistics are not applicable as there were no articles published for either state. Consequently, there are no metrics to assess the intensity or duration of coverage, rendering any analysis of coverage duration moot.</w:t>
+        <w:t>(b) Coverage Intensity: Coverage duration statistics are not available for either state, as there were no articles published. This absence suggests that any potential coverage would have been brief, had it occurred, leading to a lack of sustained media attention on these events.</w:t>
         <w:br/>
-        <w:t>(c) Distribution Pattern: Since there were no articles published in either state, the distribution of coverage cannot be assessed. The lack of coverage across all events implies that there is no concentration of reporting on any single incident, which further emphasizes the absence of media engagement in both states.</w:t>
+        <w:t>(c) Distribution Pattern: The absence of articles in both states indicates that coverage is not concentrated in any single event, nor is it spread across multiple incidents. This lack of coverage results in summary statistics that lack stability and meaningful interpretation, as there are no data points to analyze.</w:t>
       </w:r>
     </w:p>
     <w:p>
@@ -71,7 +71,7 @@
         <w:rPr>
           <w:rFonts w:ascii="Calibri" w:hAnsi="Calibri"/>
         </w:rPr>
-        <w:t>The sample size for this analysis is limited to four shootings in each state, which may not provide a comprehensive view of media coverage patterns. Additionally, the reliance on keyword-based matching for identifying articles may overlook relevant coverage. The absence of reported articles prevents any causal inference regarding media engagement with mass shootings. The findings should be interpreted with caution due to the small dataset.</w:t>
+        <w:t>The small sample sizes in both states limit the robustness of the findings. The absence of articles despite the occurrence of shootings may reflect limitations in keyword-based matching for identifying relevant coverage. Consequently, no causal inferences can be drawn from the data. The lack of coverage metrics such as duration further complicates the analysis. Overall, the findings are constrained by the available data.</w:t>
       </w:r>
     </w:p>
     <w:p>
@@ -90,7 +90,7 @@
         <w:rPr>
           <w:rFonts w:ascii="Calibri" w:hAnsi="Calibri"/>
         </w:rPr>
-        <w:t>For more information on gun violence in America, readers can refer to resources such as the Gun Violence Archive, the Centers for Disease Control and Prevention, and academic publications that provide data and analysis on this issue.</w:t>
+        <w:t>For more information on gun violence in America, readers can refer to resources such as the Gun Violence Archive and the Centers for Disease Control and Prevention, which provide data and research on this critical issue.</w:t>
       </w:r>
     </w:p>
     <w:p>
@@ -179,7 +179,7 @@
               <w:rPr>
                 <w:rFonts w:ascii="Calibri" w:hAnsi="Calibri"/>
               </w:rPr>
-              <w:t>4</w:t>
+              <w:t>11</w:t>
             </w:r>
           </w:p>
         </w:tc>
@@ -192,7 +192,7 @@
               <w:rPr>
                 <w:rFonts w:ascii="Calibri" w:hAnsi="Calibri"/>
               </w:rPr>
-              <w:t>4</w:t>
+              <w:t>7</w:t>
             </w:r>
           </w:p>
         </w:tc>
